--- a/workbooks/09_解剖学_一問一答ワーク.docx
+++ b/workbooks/09_解剖学_一問一答ワーク.docx
@@ -9915,7 +9915,7 @@
           <w:b/>
           <w:sz w:val="28"/>
         </w:rPr>
-        <w:t>解答・解説（講師用）</w:t>
+        <w:t>解答・解説</w:t>
       </w:r>
     </w:p>
     <w:p>
